--- a/Разработка интерфейсов пользавателя/Лабы/4/ШабровРВ_ИСб23-1-о.docx
+++ b/Разработка интерфейсов пользавателя/Лабы/4/ШабровРВ_ИСб23-1-о.docx
@@ -422,16 +422,7 @@
           <w:sz w:val="28"/>
           <w:szCs w:val="28"/>
         </w:rPr>
-        <w:t xml:space="preserve">Рисунок 1 – </w:t>
-      </w:r>
-      <w:r>
-        <w:rPr>
-          <w:rFonts w:ascii="Times New Roman" w:hAnsi="Times New Roman" w:cs="Times New Roman"/>
-          <w:bCs/>
-          <w:sz w:val="28"/>
-          <w:szCs w:val="28"/>
-        </w:rPr>
-        <w:t xml:space="preserve">Сайт в </w:t>
+        <w:t xml:space="preserve">Рисунок 1 – Сайт в </w:t>
       </w:r>
       <w:r>
         <w:rPr>
@@ -1756,7 +1747,6 @@
           <w:bCs/>
           <w:sz w:val="28"/>
           <w:szCs w:val="28"/>
-          <w:lang w:val="en-US"/>
         </w:rPr>
       </w:pPr>
       <w:r>
@@ -1931,16 +1921,7 @@
           <w:sz w:val="28"/>
           <w:szCs w:val="28"/>
         </w:rPr>
-        <w:t>&gt;</w:t>
-      </w:r>
-      <w:r>
-        <w:rPr>
-          <w:rFonts w:ascii="Times New Roman" w:hAnsi="Times New Roman" w:cs="Times New Roman"/>
-          <w:bCs/>
-          <w:sz w:val="28"/>
-          <w:szCs w:val="28"/>
-        </w:rPr>
-        <w:t xml:space="preserve"> переход в Карточку тайтла</w:t>
+        <w:t>&gt; переход в Карточку тайтла</w:t>
       </w:r>
       <w:r>
         <w:rPr>
@@ -1970,7 +1951,6 @@
           <w:bCs/>
           <w:sz w:val="28"/>
           <w:szCs w:val="28"/>
-          <w:lang w:val="en-US"/>
         </w:rPr>
       </w:pPr>
       <w:r>
@@ -2040,7 +2020,6 @@
           <w:bCs/>
           <w:sz w:val="28"/>
           <w:szCs w:val="28"/>
-          <w:lang w:val="en-US"/>
         </w:rPr>
       </w:pPr>
       <w:r>
@@ -2103,6 +2082,211 @@
         </w:rPr>
         <w:t>.</w:t>
       </w:r>
+    </w:p>
+    <w:p>
+      <w:pPr>
+        <w:spacing w:after="0" w:line="360" w:lineRule="auto"/>
+        <w:ind w:firstLine="851"/>
+        <w:rPr>
+          <w:rFonts w:ascii="Times New Roman" w:hAnsi="Times New Roman" w:cs="Times New Roman"/>
+          <w:bCs/>
+          <w:sz w:val="28"/>
+          <w:szCs w:val="28"/>
+        </w:rPr>
+      </w:pPr>
+    </w:p>
+    <w:p>
+      <w:pPr>
+        <w:spacing w:after="0" w:line="360" w:lineRule="auto"/>
+        <w:ind w:firstLine="851"/>
+        <w:rPr>
+          <w:rFonts w:ascii="Times New Roman" w:hAnsi="Times New Roman" w:cs="Times New Roman"/>
+          <w:sz w:val="28"/>
+          <w:szCs w:val="28"/>
+        </w:rPr>
+      </w:pPr>
+      <w:r>
+        <w:rPr>
+          <w:rFonts w:ascii="Times New Roman" w:hAnsi="Times New Roman" w:cs="Times New Roman"/>
+          <w:sz w:val="28"/>
+          <w:szCs w:val="28"/>
+        </w:rPr>
+        <w:t>4. Тестирование</w:t>
+      </w:r>
+    </w:p>
+    <w:p>
+      <w:pPr>
+        <w:spacing w:after="0" w:line="360" w:lineRule="auto"/>
+        <w:ind w:firstLine="851"/>
+        <w:rPr>
+          <w:rFonts w:ascii="Times New Roman" w:hAnsi="Times New Roman" w:cs="Times New Roman"/>
+          <w:bCs/>
+          <w:sz w:val="28"/>
+          <w:szCs w:val="28"/>
+        </w:rPr>
+      </w:pPr>
+      <w:r>
+        <w:rPr>
+          <w:rFonts w:ascii="Times New Roman" w:hAnsi="Times New Roman" w:cs="Times New Roman"/>
+          <w:bCs/>
+          <w:sz w:val="28"/>
+          <w:szCs w:val="28"/>
+        </w:rPr>
+        <w:t>Полноценного тестирования провести не удалось, поскольку нет испытуемых. Проведём </w:t>
+      </w:r>
+      <w:r>
+        <w:rPr>
+          <w:rFonts w:ascii="Times New Roman" w:hAnsi="Times New Roman" w:cs="Times New Roman"/>
+          <w:sz w:val="28"/>
+          <w:szCs w:val="28"/>
+        </w:rPr>
+        <w:t>вымышленное тестирование.</w:t>
+      </w:r>
+    </w:p>
+    <w:p>
+      <w:pPr>
+        <w:spacing w:after="0" w:line="360" w:lineRule="auto"/>
+        <w:ind w:firstLine="851"/>
+        <w:rPr>
+          <w:rFonts w:ascii="Times New Roman" w:hAnsi="Times New Roman" w:cs="Times New Roman"/>
+          <w:sz w:val="28"/>
+          <w:szCs w:val="28"/>
+        </w:rPr>
+      </w:pPr>
+      <w:r>
+        <w:rPr>
+          <w:rFonts w:ascii="Times New Roman" w:hAnsi="Times New Roman" w:cs="Times New Roman"/>
+          <w:sz w:val="28"/>
+          <w:szCs w:val="28"/>
+        </w:rPr>
+        <w:t>Сценарий тестирования 1</w:t>
+      </w:r>
+    </w:p>
+    <w:p>
+      <w:pPr>
+        <w:spacing w:after="0" w:line="360" w:lineRule="auto"/>
+        <w:ind w:firstLine="851"/>
+        <w:rPr>
+          <w:rFonts w:ascii="Times New Roman" w:hAnsi="Times New Roman" w:cs="Times New Roman"/>
+          <w:sz w:val="28"/>
+          <w:szCs w:val="28"/>
+        </w:rPr>
+      </w:pPr>
+      <w:r>
+        <w:rPr>
+          <w:rFonts w:ascii="Times New Roman" w:hAnsi="Times New Roman" w:cs="Times New Roman"/>
+          <w:sz w:val="28"/>
+          <w:szCs w:val="28"/>
+        </w:rPr>
+        <w:t>Задание: добавить новую запись на сегодняшнюю дату.</w:t>
+      </w:r>
+    </w:p>
+    <w:p>
+      <w:pPr>
+        <w:spacing w:after="0" w:line="360" w:lineRule="auto"/>
+        <w:ind w:firstLine="851"/>
+        <w:rPr>
+          <w:rFonts w:ascii="Times New Roman" w:hAnsi="Times New Roman" w:cs="Times New Roman"/>
+          <w:sz w:val="28"/>
+          <w:szCs w:val="28"/>
+        </w:rPr>
+      </w:pPr>
+      <w:r>
+        <w:rPr>
+          <w:rFonts w:ascii="Times New Roman" w:hAnsi="Times New Roman" w:cs="Times New Roman"/>
+          <w:sz w:val="28"/>
+          <w:szCs w:val="28"/>
+        </w:rPr>
+        <w:lastRenderedPageBreak/>
+        <w:t>Действия пользователя: открывает главную страницу (Дневник), нажимает кнопку «Добавить запись», выбирает время, вводит имя клиента, выбирает мастера из выпадающего списка, выбирает услугу, нажимает «Сохранить».</w:t>
+      </w:r>
+    </w:p>
+    <w:p>
+      <w:pPr>
+        <w:spacing w:after="0" w:line="360" w:lineRule="auto"/>
+        <w:ind w:firstLine="851"/>
+        <w:rPr>
+          <w:rFonts w:ascii="Times New Roman" w:hAnsi="Times New Roman" w:cs="Times New Roman"/>
+          <w:sz w:val="28"/>
+          <w:szCs w:val="28"/>
+        </w:rPr>
+      </w:pPr>
+      <w:r>
+        <w:rPr>
+          <w:rFonts w:ascii="Times New Roman" w:hAnsi="Times New Roman" w:cs="Times New Roman"/>
+          <w:sz w:val="28"/>
+          <w:szCs w:val="28"/>
+        </w:rPr>
+        <w:t xml:space="preserve">Имитируемое время выполнения: 6,5 с (мышь) / 2,7 с (гипотетическое использование горячих клавиш </w:t>
+      </w:r>
+      <w:proofErr w:type="spellStart"/>
+      <w:r>
+        <w:rPr>
+          <w:rFonts w:ascii="Times New Roman" w:hAnsi="Times New Roman" w:cs="Times New Roman"/>
+          <w:sz w:val="28"/>
+          <w:szCs w:val="28"/>
+        </w:rPr>
+        <w:t>Ctrl+N</w:t>
+      </w:r>
+      <w:proofErr w:type="spellEnd"/>
+      <w:r>
+        <w:rPr>
+          <w:rFonts w:ascii="Times New Roman" w:hAnsi="Times New Roman" w:cs="Times New Roman"/>
+          <w:sz w:val="28"/>
+          <w:szCs w:val="28"/>
+        </w:rPr>
+        <w:t>).</w:t>
+      </w:r>
+    </w:p>
+    <w:p>
+      <w:pPr>
+        <w:spacing w:after="0" w:line="360" w:lineRule="auto"/>
+        <w:ind w:firstLine="851"/>
+        <w:rPr>
+          <w:rFonts w:ascii="Times New Roman" w:hAnsi="Times New Roman" w:cs="Times New Roman"/>
+          <w:sz w:val="28"/>
+          <w:szCs w:val="28"/>
+        </w:rPr>
+      </w:pPr>
+      <w:r>
+        <w:rPr>
+          <w:rFonts w:ascii="Times New Roman" w:hAnsi="Times New Roman" w:cs="Times New Roman"/>
+          <w:sz w:val="28"/>
+          <w:szCs w:val="28"/>
+        </w:rPr>
+        <w:t>Проблема пользователя: на шаге выбора мастера пользователь мог не заметить, что список мастеров находится в отдельном выпадающем блоке, расположенном ниже поля ввода времени.</w:t>
+      </w:r>
+    </w:p>
+    <w:p>
+      <w:pPr>
+        <w:spacing w:after="0" w:line="360" w:lineRule="auto"/>
+        <w:ind w:firstLine="851"/>
+        <w:rPr>
+          <w:rFonts w:ascii="Times New Roman" w:hAnsi="Times New Roman" w:cs="Times New Roman"/>
+          <w:sz w:val="28"/>
+          <w:szCs w:val="28"/>
+        </w:rPr>
+      </w:pPr>
+      <w:r>
+        <w:rPr>
+          <w:rFonts w:ascii="Times New Roman" w:hAnsi="Times New Roman" w:cs="Times New Roman"/>
+          <w:sz w:val="28"/>
+          <w:szCs w:val="28"/>
+        </w:rPr>
+        <w:t>Рекомендация: вынести выбор мастера и услуги на один уровень с полем «Время» или сгруппировать их в одном блоке с визуальным разделением.</w:t>
+      </w:r>
+    </w:p>
+    <w:p>
+      <w:pPr>
+        <w:spacing w:after="0" w:line="360" w:lineRule="auto"/>
+        <w:ind w:firstLine="851"/>
+        <w:rPr>
+          <w:rFonts w:ascii="Times New Roman" w:hAnsi="Times New Roman" w:cs="Times New Roman"/>
+          <w:bCs/>
+          <w:sz w:val="28"/>
+          <w:szCs w:val="28"/>
+        </w:rPr>
+      </w:pPr>
     </w:p>
     <w:p>
       <w:pPr>
